--- a/docs/lista_louvores/Textos_Louvores/ACLAME AO SENHOR.docx
+++ b/docs/lista_louvores/Textos_Louvores/ACLAME AO SENHOR.docx
@@ -4,27 +4,17 @@
   <w:body>
     <w:p>
       <w:pPr>
-        <w:pStyle w:val="SemEspaamento"/>
-        <w:rPr>
-          <w:rFonts w:ascii="Times New Roman" w:hAnsi="Times New Roman" w:cs="Times New Roman"/>
-        </w:rPr>
+        <w:pStyle w:val="Ttulo1"/>
       </w:pPr>
       <w:r>
-        <w:rPr>
-          <w:rFonts w:ascii="Times New Roman" w:hAnsi="Times New Roman" w:cs="Times New Roman"/>
-        </w:rPr>
         <w:t>ACLAME AO SENHOR</w:t>
       </w:r>
       <w:r>
-        <w:rPr>
-          <w:rFonts w:ascii="Times New Roman" w:hAnsi="Times New Roman" w:cs="Times New Roman"/>
-        </w:rPr>
         <w:t xml:space="preserve"> </w:t>
       </w:r>
     </w:p>
     <w:p>
       <w:pPr>
-        <w:spacing w:after="0"/>
         <w:rPr>
           <w:rFonts w:ascii="Times New Roman" w:hAnsi="Times New Roman"/>
         </w:rPr>
@@ -40,6 +30,12 @@
           <w:rFonts w:ascii="Times New Roman" w:hAnsi="Times New Roman"/>
         </w:rPr>
         <w:t xml:space="preserve"> </w:t>
+      </w:r>
+      <w:r>
+        <w:rPr>
+          <w:rFonts w:ascii="Times New Roman" w:hAnsi="Times New Roman"/>
+        </w:rPr>
+        <w:br/>
       </w:r>
       <w:r>
         <w:rPr>
@@ -50,7 +46,6 @@
     </w:p>
     <w:p>
       <w:pPr>
-        <w:spacing w:after="0"/>
         <w:rPr>
           <w:rFonts w:ascii="Times New Roman" w:hAnsi="Times New Roman"/>
         </w:rPr>
@@ -106,7 +101,6 @@
     </w:p>
     <w:p>
       <w:pPr>
-        <w:spacing w:before="120" w:after="0"/>
         <w:rPr>
           <w:rFonts w:ascii="Times New Roman" w:hAnsi="Times New Roman"/>
         </w:rPr>
@@ -158,6 +152,12 @@
         <w:rPr>
           <w:rFonts w:ascii="Times New Roman" w:hAnsi="Times New Roman"/>
         </w:rPr>
+        <w:br/>
+      </w:r>
+      <w:r>
+        <w:rPr>
+          <w:rFonts w:ascii="Times New Roman" w:hAnsi="Times New Roman"/>
+        </w:rPr>
         <w:t>com tudo o que sou,</w:t>
       </w:r>
       <w:r>
@@ -181,7 +181,6 @@
     </w:p>
     <w:p>
       <w:pPr>
-        <w:spacing w:after="0"/>
         <w:rPr>
           <w:rFonts w:ascii="Times New Roman" w:hAnsi="Times New Roman"/>
         </w:rPr>
@@ -203,11 +202,34 @@
           <w:rFonts w:ascii="Times New Roman" w:hAnsi="Times New Roman"/>
         </w:rPr>
         <w:t>toda a terra e cantemos</w:t>
+      </w:r>
+      <w:r>
+        <w:rPr>
+          <w:rFonts w:ascii="Times New Roman" w:hAnsi="Times New Roman"/>
+        </w:rPr>
+        <w:br/>
+      </w:r>
+      <w:r>
+        <w:rPr>
+          <w:rFonts w:ascii="Times New Roman" w:hAnsi="Times New Roman"/>
+        </w:rPr>
+        <w:t>Poder, majestade,</w:t>
+      </w:r>
+      <w:r>
+        <w:rPr>
+          <w:rFonts w:ascii="Times New Roman" w:hAnsi="Times New Roman"/>
+        </w:rPr>
+        <w:t xml:space="preserve"> </w:t>
+      </w:r>
+      <w:r>
+        <w:rPr>
+          <w:rFonts w:ascii="Times New Roman" w:hAnsi="Times New Roman"/>
+        </w:rPr>
+        <w:t>louvores ao Rei</w:t>
       </w:r>
     </w:p>
     <w:p>
       <w:pPr>
-        <w:spacing w:after="0"/>
         <w:rPr>
           <w:rFonts w:ascii="Times New Roman" w:hAnsi="Times New Roman"/>
         </w:rPr>
@@ -216,7 +238,7 @@
         <w:rPr>
           <w:rFonts w:ascii="Times New Roman" w:hAnsi="Times New Roman"/>
         </w:rPr>
-        <w:t>Poder, majestade,</w:t>
+        <w:t>Montanhas se prostrem</w:t>
       </w:r>
       <w:r>
         <w:rPr>
@@ -228,7 +250,25 @@
         <w:rPr>
           <w:rFonts w:ascii="Times New Roman" w:hAnsi="Times New Roman"/>
         </w:rPr>
-        <w:t>louvores ao Rei</w:t>
+        <w:t>e rujam os mares</w:t>
+      </w:r>
+      <w:r>
+        <w:rPr>
+          <w:rFonts w:ascii="Times New Roman" w:hAnsi="Times New Roman"/>
+        </w:rPr>
+        <w:br/>
+      </w:r>
+      <w:r>
+        <w:rPr>
+          <w:rFonts w:ascii="Times New Roman" w:hAnsi="Times New Roman"/>
+        </w:rPr>
+        <w:t>A</w:t>
+      </w:r>
+      <w:r>
+        <w:rPr>
+          <w:rFonts w:ascii="Times New Roman" w:hAnsi="Times New Roman"/>
+        </w:rPr>
+        <w:t>o som de Teu nome</w:t>
       </w:r>
     </w:p>
     <w:p>
@@ -241,7 +281,7 @@
         <w:rPr>
           <w:rFonts w:ascii="Times New Roman" w:hAnsi="Times New Roman"/>
         </w:rPr>
-        <w:t>Montanhas se prostrem</w:t>
+        <w:t>Alegre Te louvo</w:t>
       </w:r>
       <w:r>
         <w:rPr>
@@ -253,7 +293,7 @@
         <w:rPr>
           <w:rFonts w:ascii="Times New Roman" w:hAnsi="Times New Roman"/>
         </w:rPr>
-        <w:t>e rujam os mares</w:t>
+        <w:t>por Teus grandes feitos</w:t>
       </w:r>
       <w:r>
         <w:rPr>
@@ -265,18 +305,23 @@
         <w:rPr>
           <w:rFonts w:ascii="Times New Roman" w:hAnsi="Times New Roman"/>
         </w:rPr>
-        <w:t>A</w:t>
-      </w:r>
-      <w:r>
-        <w:rPr>
-          <w:rFonts w:ascii="Times New Roman" w:hAnsi="Times New Roman"/>
-        </w:rPr>
-        <w:t>o som de Teu nome</w:t>
+        <w:t>Firmado estarei,</w:t>
+      </w:r>
+      <w:r>
+        <w:rPr>
+          <w:rFonts w:ascii="Times New Roman" w:hAnsi="Times New Roman"/>
+        </w:rPr>
+        <w:t xml:space="preserve"> </w:t>
+      </w:r>
+      <w:r>
+        <w:rPr>
+          <w:rFonts w:ascii="Times New Roman" w:hAnsi="Times New Roman"/>
+        </w:rPr>
+        <w:t>sempre Te amarei</w:t>
       </w:r>
     </w:p>
     <w:p>
       <w:pPr>
-        <w:spacing w:after="0"/>
         <w:rPr>
           <w:rFonts w:ascii="Times New Roman" w:hAnsi="Times New Roman"/>
         </w:rPr>
@@ -285,7 +330,7 @@
         <w:rPr>
           <w:rFonts w:ascii="Times New Roman" w:hAnsi="Times New Roman"/>
         </w:rPr>
-        <w:t>Alegre Te louvo</w:t>
+        <w:t>Incomparáveis</w:t>
       </w:r>
       <w:r>
         <w:rPr>
@@ -297,33 +342,72 @@
         <w:rPr>
           <w:rFonts w:ascii="Times New Roman" w:hAnsi="Times New Roman"/>
         </w:rPr>
-        <w:t>por Teus grandes feitos</w:t>
+        <w:t xml:space="preserve">são </w:t>
+      </w:r>
+      <w:r>
+        <w:rPr>
+          <w:rFonts w:ascii="Times New Roman" w:hAnsi="Times New Roman"/>
+        </w:rPr>
+        <w:br/>
+      </w:r>
+      <w:r>
+        <w:rPr>
+          <w:rFonts w:ascii="Times New Roman" w:hAnsi="Times New Roman"/>
+        </w:rPr>
+        <w:t>Tuas promessas</w:t>
+      </w:r>
+      <w:r>
+        <w:rPr>
+          <w:rFonts w:ascii="Times New Roman" w:hAnsi="Times New Roman"/>
+        </w:rPr>
+        <w:br/>
+      </w:r>
+      <w:proofErr w:type="gramStart"/>
+      <w:r>
+        <w:rPr>
+          <w:rFonts w:ascii="Times New Roman" w:hAnsi="Times New Roman"/>
+        </w:rPr>
+        <w:t>pra</w:t>
+      </w:r>
+      <w:proofErr w:type="gramEnd"/>
+      <w:r>
+        <w:rPr>
+          <w:rFonts w:ascii="Times New Roman" w:hAnsi="Times New Roman"/>
+        </w:rPr>
+        <w:t xml:space="preserve"> mim!</w:t>
       </w:r>
     </w:p>
     <w:p>
       <w:pPr>
-        <w:spacing w:after="0"/>
-        <w:rPr>
-          <w:rFonts w:ascii="Times New Roman" w:hAnsi="Times New Roman"/>
+        <w:rPr>
+          <w:rFonts w:ascii="Times New Roman" w:hAnsi="Times New Roman"/>
+          <w:b/>
+          <w:bCs/>
         </w:rPr>
       </w:pPr>
       <w:r>
         <w:rPr>
           <w:rFonts w:ascii="Times New Roman" w:hAnsi="Times New Roman"/>
-        </w:rPr>
-        <w:t>Firmado estarei,</w:t>
-      </w:r>
-      <w:r>
-        <w:rPr>
-          <w:rFonts w:ascii="Times New Roman" w:hAnsi="Times New Roman"/>
-        </w:rPr>
-        <w:t xml:space="preserve"> </w:t>
-      </w:r>
-      <w:r>
-        <w:rPr>
-          <w:rFonts w:ascii="Times New Roman" w:hAnsi="Times New Roman"/>
-        </w:rPr>
-        <w:t>sempre Te amarei</w:t>
+          <w:b/>
+          <w:bCs/>
+        </w:rPr>
+        <w:t xml:space="preserve">[REPETE </w:t>
+      </w:r>
+      <w:r>
+        <w:rPr>
+          <w:rFonts w:ascii="Times New Roman" w:hAnsi="Times New Roman"/>
+          <w:b/>
+          <w:bCs/>
+        </w:rPr>
+        <w:t>ACIMA</w:t>
+      </w:r>
+      <w:r>
+        <w:rPr>
+          <w:rFonts w:ascii="Times New Roman" w:hAnsi="Times New Roman"/>
+          <w:b/>
+          <w:bCs/>
+        </w:rPr>
+        <w:t>]</w:t>
       </w:r>
     </w:p>
     <w:p>
@@ -336,110 +420,41 @@
         <w:rPr>
           <w:rFonts w:ascii="Times New Roman" w:hAnsi="Times New Roman"/>
         </w:rPr>
-        <w:t>Incomparáveis</w:t>
-      </w:r>
-      <w:r>
-        <w:rPr>
-          <w:rFonts w:ascii="Times New Roman" w:hAnsi="Times New Roman"/>
-        </w:rPr>
-        <w:t xml:space="preserve"> </w:t>
+        <w:t xml:space="preserve">Incomparáveis são </w:t>
+      </w:r>
+      <w:r>
+        <w:rPr>
+          <w:rFonts w:ascii="Times New Roman" w:hAnsi="Times New Roman"/>
+        </w:rPr>
+        <w:br/>
+      </w:r>
+      <w:r>
+        <w:rPr>
+          <w:rFonts w:ascii="Times New Roman" w:hAnsi="Times New Roman"/>
+        </w:rPr>
+        <w:t>Tuas promessas</w:t>
+      </w:r>
+      <w:r>
+        <w:rPr>
+          <w:rFonts w:ascii="Times New Roman" w:hAnsi="Times New Roman"/>
+        </w:rPr>
+        <w:br/>
       </w:r>
       <w:proofErr w:type="gramStart"/>
       <w:r>
         <w:rPr>
           <w:rFonts w:ascii="Times New Roman" w:hAnsi="Times New Roman"/>
         </w:rPr>
-        <w:t>são Tuas</w:t>
+        <w:t>pra</w:t>
       </w:r>
       <w:proofErr w:type="gramEnd"/>
       <w:r>
         <w:rPr>
           <w:rFonts w:ascii="Times New Roman" w:hAnsi="Times New Roman"/>
         </w:rPr>
-        <w:t xml:space="preserve"> promessas</w:t>
-      </w:r>
-      <w:r>
-        <w:rPr>
-          <w:rFonts w:ascii="Times New Roman" w:hAnsi="Times New Roman"/>
-        </w:rPr>
-        <w:br/>
-      </w:r>
-      <w:proofErr w:type="gramStart"/>
-      <w:r>
-        <w:rPr>
-          <w:rFonts w:ascii="Times New Roman" w:hAnsi="Times New Roman"/>
-        </w:rPr>
-        <w:t>pra</w:t>
-      </w:r>
-      <w:proofErr w:type="gramEnd"/>
-      <w:r>
-        <w:rPr>
-          <w:rFonts w:ascii="Times New Roman" w:hAnsi="Times New Roman"/>
-        </w:rPr>
         <w:t xml:space="preserve"> mim!</w:t>
       </w:r>
     </w:p>
-    <w:p>
-      <w:pPr>
-        <w:rPr>
-          <w:rFonts w:ascii="Times New Roman" w:hAnsi="Times New Roman"/>
-        </w:rPr>
-      </w:pPr>
-      <w:r>
-        <w:rPr>
-          <w:rFonts w:ascii="Times New Roman" w:hAnsi="Times New Roman"/>
-        </w:rPr>
-        <w:t>[REPETE TODA]</w:t>
-      </w:r>
-    </w:p>
-    <w:p>
-      <w:pPr>
-        <w:rPr>
-          <w:rFonts w:ascii="Times New Roman" w:hAnsi="Times New Roman"/>
-        </w:rPr>
-      </w:pPr>
-      <w:r>
-        <w:rPr>
-          <w:rFonts w:ascii="Times New Roman" w:hAnsi="Times New Roman"/>
-        </w:rPr>
-        <w:t xml:space="preserve">Incomparáveis </w:t>
-      </w:r>
-      <w:proofErr w:type="gramStart"/>
-      <w:r>
-        <w:rPr>
-          <w:rFonts w:ascii="Times New Roman" w:hAnsi="Times New Roman"/>
-        </w:rPr>
-        <w:t>são Tuas</w:t>
-      </w:r>
-      <w:proofErr w:type="gramEnd"/>
-      <w:r>
-        <w:rPr>
-          <w:rFonts w:ascii="Times New Roman" w:hAnsi="Times New Roman"/>
-        </w:rPr>
-        <w:t xml:space="preserve"> promessas</w:t>
-      </w:r>
-      <w:r>
-        <w:rPr>
-          <w:rFonts w:ascii="Times New Roman" w:hAnsi="Times New Roman"/>
-        </w:rPr>
-        <w:br/>
-      </w:r>
-      <w:proofErr w:type="gramStart"/>
-      <w:r>
-        <w:rPr>
-          <w:rFonts w:ascii="Times New Roman" w:hAnsi="Times New Roman"/>
-        </w:rPr>
-        <w:t>pra</w:t>
-      </w:r>
-      <w:proofErr w:type="gramEnd"/>
-      <w:r>
-        <w:rPr>
-          <w:rFonts w:ascii="Times New Roman" w:hAnsi="Times New Roman"/>
-        </w:rPr>
-        <w:t xml:space="preserve"> mim!</w:t>
-      </w:r>
-    </w:p>
-    <w:p/>
     <w:sectPr>
       <w:pgSz w:w="11906" w:h="16838"/>
       <w:pgMar w:top="1417" w:right="1701" w:bottom="1417" w:left="1701" w:header="708" w:footer="708" w:gutter="0"/>
